--- a/data/Category3/example3.docx
+++ b/data/Category3/example3.docx
@@ -207,12 +207,15 @@
       <w:pPr>
         <w:pStyle w:val="3"/>
       </w:pPr>
-      <w:r>
-        <w:rPr>
-          <w:rFonts w:hint="eastAsia"/>
-        </w:rPr>
-        <w:t>い</w:t>
-      </w:r>
+      <w:hyperlink r:id="rId7" w:history="1">
+        <w:r>
+          <w:rPr>
+            <w:rStyle w:val="afc"/>
+            <w:rFonts w:hint="eastAsia"/>
+          </w:rPr>
+          <w:t>リンク</w:t>
+        </w:r>
+      </w:hyperlink>
       <w:r>
         <w:br/>
       </w:r>
@@ -3582,6 +3585,29 @@
       <w:sz w:val="20"/>
     </w:rPr>
   </w:style>
+  <w:style w:type="character" w:styleId="afc">
+    <w:name w:val="Hyperlink"/>
+    <w:basedOn w:val="a5"/>
+    <w:uiPriority w:val="99"/>
+    <w:unhideWhenUsed/>
+    <w:rsid w:val="008135A5"/>
+    <w:rPr>
+      <w:color w:val="467886" w:themeColor="hyperlink"/>
+      <w:u w:val="single"/>
+    </w:rPr>
+  </w:style>
+  <w:style w:type="character" w:styleId="afd">
+    <w:name w:val="Unresolved Mention"/>
+    <w:basedOn w:val="a5"/>
+    <w:uiPriority w:val="99"/>
+    <w:semiHidden/>
+    <w:unhideWhenUsed/>
+    <w:rsid w:val="008135A5"/>
+    <w:rPr>
+      <w:color w:val="605E5C"/>
+      <w:shd w:val="clear" w:color="auto" w:fill="E1DFDD"/>
+    </w:rPr>
+  </w:style>
 </w:styles>
 </file>
 
